--- a/examples/multivariate/doc/11-stock-close-knn-regression.docx
+++ b/examples/multivariate/doc/11-stock-close-knn-regression.docx
@@ -3495,7 +3495,7 @@
               <a:graphicData uri="http://schemas.openxmlformats.org/drawingml/2006/picture">
                 <pic:pic>
                   <pic:nvPicPr>
-                    <pic:cNvPr descr="C:\Git\cefet-rj-dal\tspredit\examples\multivariate\doc\11-stock-close-knn-regression_files/604cc48e318b065cabcfffe74fca068b0f82cf9e.png" id="11" name="Picture"/>
+                    <pic:cNvPr descr="C:\Git\dal\tspredit\examples\multivariate\doc\11-stock-close-knn-regression_files/604cc48e318b065cabcfffe74fca068b0f82cf9e.png" id="11" name="Picture"/>
                     <pic:cNvPicPr>
                       <a:picLocks noChangeArrowheads="1" noChangeAspect="1"/>
                     </pic:cNvPicPr>

--- a/examples/multivariate/doc/11-stock-close-knn-regression.docx
+++ b/examples/multivariate/doc/11-stock-close-knn-regression.docx
@@ -3495,7 +3495,7 @@
               <a:graphicData uri="http://schemas.openxmlformats.org/drawingml/2006/picture">
                 <pic:pic>
                   <pic:nvPicPr>
-                    <pic:cNvPr descr="C:\Git\dal\tspredit\examples\multivariate\doc\11-stock-close-knn-regression_files/604cc48e318b065cabcfffe74fca068b0f82cf9e.png" id="11" name="Picture"/>
+                    <pic:cNvPr descr="/home/gpca/tspredit/examples/multivariate/doc/11-stock-close-knn-regression_files/15465108fe96c52c8d64527c262fd775cd044a64.png" id="11" name="Picture"/>
                     <pic:cNvPicPr>
                       <a:picLocks noChangeArrowheads="1" noChangeAspect="1"/>
                     </pic:cNvPicPr>
